--- a/Ciele_prace.docx
+++ b/Ciele_prace.docx
@@ -19,16 +19,7 @@
           <w:sz w:val="32"/>
           <w:szCs w:val="32"/>
         </w:rPr>
-        <w:t>Online v</w:t>
-      </w:r>
-      <w:r>
-        <w:rPr>
-          <w:b/>
-          <w:bCs/>
-          <w:sz w:val="32"/>
-          <w:szCs w:val="32"/>
-        </w:rPr>
-        <w:t>ektorový editor</w:t>
+        <w:t>Online vektorový editor</w:t>
       </w:r>
     </w:p>
     <w:p>
@@ -178,14 +169,7 @@
           <w:b/>
           <w:bCs/>
         </w:rPr>
-        <w:t>Čiastkové ciele</w:t>
-      </w:r>
-      <w:r>
-        <w:rPr>
-          <w:b/>
-          <w:bCs/>
-        </w:rPr>
-        <w:t>:</w:t>
+        <w:t>Čiastkové ciele:</w:t>
       </w:r>
     </w:p>
     <w:p>
@@ -297,10 +281,7 @@
         </w:numPr>
       </w:pPr>
       <w:r>
-        <w:t>Otestovať funkčnosť aplikácie pri lokálnom použití a pri súčasnej práci viacerých používateľov v jednej miestnosti</w:t>
-      </w:r>
-      <w:r>
-        <w:t xml:space="preserve"> pomocou techník DBR</w:t>
+        <w:t>Otestovať funkčnosť aplikácie pri lokálnom použití a pri súčasnej práci viacerých používateľov v jednej miestnosti pomocou techník DBR</w:t>
       </w:r>
     </w:p>
     <w:p>
@@ -329,11 +310,50 @@
         </w:numPr>
       </w:pPr>
       <w:r>
+        <w:t xml:space="preserve">Analýza existujúcich riešení </w:t>
+      </w:r>
+      <w:r>
+        <w:t>(február 2026)</w:t>
+      </w:r>
+    </w:p>
+    <w:p>
+      <w:pPr>
+        <w:numPr>
+          <w:ilvl w:val="0"/>
+          <w:numId w:val="3"/>
+        </w:numPr>
+      </w:pPr>
+      <w:r>
+        <w:t>Hľadanie a čítanie vedeckých článkov (marec 2026)</w:t>
+      </w:r>
+    </w:p>
+    <w:p>
+      <w:pPr>
+        <w:numPr>
+          <w:ilvl w:val="0"/>
+          <w:numId w:val="3"/>
+        </w:numPr>
+      </w:pPr>
+      <w:r>
+        <w:t xml:space="preserve">Vytváranie kapitol do písomnej práce (apríl 2026) </w:t>
+      </w:r>
+    </w:p>
+    <w:p>
+      <w:pPr>
+        <w:numPr>
+          <w:ilvl w:val="0"/>
+          <w:numId w:val="3"/>
+        </w:numPr>
+      </w:pPr>
+      <w:r>
         <w:t>Funkčný prototyp vektorového editora</w:t>
       </w:r>
       <w:r>
         <w:t xml:space="preserve"> so základnými nástrojmi</w:t>
       </w:r>
+      <w:r>
+        <w:t xml:space="preserve"> (apríl 2026)</w:t>
+      </w:r>
     </w:p>
     <w:p>
       <w:pPr>
@@ -345,6 +365,9 @@
       <w:r>
         <w:t>Vytvorenie miestnosti so 4-ciferným ID</w:t>
       </w:r>
+      <w:r>
+        <w:t xml:space="preserve"> (máj 2026)</w:t>
+      </w:r>
     </w:p>
     <w:p>
       <w:pPr>
@@ -356,6 +379,9 @@
       <w:r>
         <w:t>Pripojenie používateľa podľa ID miestnosti</w:t>
       </w:r>
+      <w:r>
+        <w:t xml:space="preserve"> (máj 2026)</w:t>
+      </w:r>
     </w:p>
     <w:p>
       <w:pPr>
@@ -371,6 +397,9 @@
       <w:proofErr w:type="spellEnd"/>
       <w:r>
         <w:t xml:space="preserve"> synchronizácia</w:t>
+      </w:r>
+      <w:r>
+        <w:t xml:space="preserve"> (máj 2026)</w:t>
       </w:r>
     </w:p>
     <w:p>
@@ -1630,6 +1659,7 @@
   <w:style w:type="character" w:default="1" w:styleId="Predvolenpsmoodseku">
     <w:name w:val="Default Paragraph Font"/>
     <w:uiPriority w:val="1"/>
+    <w:semiHidden/>
     <w:unhideWhenUsed/>
   </w:style>
   <w:style w:type="table" w:default="1" w:styleId="Normlnatabuka">
